--- a/reports/docx/Guide_global_FR.docx
+++ b/reports/docx/Guide_global_FR.docx
@@ -1528,6 +1528,110 @@
       </w:r>
       <w:r>
         <w:t xml:space="preserve">et n'ajoute qu'un peu d'or. Il ne remplace jamais tout.</w:t>
+      </w:r>
+    </w:p>
+    <w:p>
+      <w:pPr>
+        <w:pStyle w:val="BodyText"/>
+      </w:pPr>
+      <w:r>
+        <w:rPr>
+          <w:bCs/>
+          <w:b/>
+        </w:rPr>
+        <w:t xml:space="preserve">Benchmarks de contrôle.</w:t>
+      </w:r>
+      <w:r>
+        <w:t xml:space="preserve"> </w:t>
+      </w:r>
+      <w:r>
+        <w:t xml:space="preserve">Trois portefeuilles de comparaison ferment les objections naturelles :</w:t>
+      </w:r>
+      <w:r>
+        <w:t xml:space="preserve"> </w:t>
+      </w:r>
+      <w:r>
+        <w:t xml:space="preserve">remplacer les obligations par de simples</w:t>
+      </w:r>
+      <w:r>
+        <w:t xml:space="preserve"> </w:t>
+      </w:r>
+      <w:r>
+        <w:rPr>
+          <w:bCs/>
+          <w:b/>
+        </w:rPr>
+        <w:t xml:space="preserve">actions</w:t>
+      </w:r>
+      <w:r>
+        <w:t xml:space="preserve"> </w:t>
+      </w:r>
+      <w:r>
+        <w:t xml:space="preserve">donne un Sharpe légèrement supérieur au mix</w:t>
+      </w:r>
+      <w:r>
+        <w:t xml:space="preserve"> </w:t>
+      </w:r>
+      <w:r>
+        <w:t xml:space="preserve">d'alternatives (0,50 contre 0,46) — le surplus de rendement des alternatives est donc surtout du</w:t>
+      </w:r>
+      <w:r>
+        <w:t xml:space="preserve"> </w:t>
+      </w:r>
+      <w:r>
+        <w:t xml:space="preserve">risque de marché ; remplacer par du</w:t>
+      </w:r>
+      <w:r>
+        <w:t xml:space="preserve"> </w:t>
+      </w:r>
+      <w:r>
+        <w:rPr>
+          <w:bCs/>
+          <w:b/>
+        </w:rPr>
+        <w:t xml:space="preserve">cash</w:t>
+      </w:r>
+      <w:r>
+        <w:t xml:space="preserve"> </w:t>
+      </w:r>
+      <w:r>
+        <w:t xml:space="preserve">fait moins bien (0,43) ; et remplacer</w:t>
+      </w:r>
+      <w:r>
+        <w:t xml:space="preserve"> </w:t>
+      </w:r>
+      <w:r>
+        <w:rPr>
+          <w:bCs/>
+          <w:b/>
+        </w:rPr>
+        <w:t xml:space="preserve">seulement les</w:t>
+      </w:r>
+      <w:r>
+        <w:rPr>
+          <w:bCs/>
+          <w:b/>
+        </w:rPr>
+        <w:t xml:space="preserve"> </w:t>
+      </w:r>
+      <w:r>
+        <w:rPr>
+          <w:bCs/>
+          <w:b/>
+        </w:rPr>
+        <w:t xml:space="preserve">obligations mondiales</w:t>
+      </w:r>
+      <w:r>
+        <w:t xml:space="preserve"> </w:t>
+      </w:r>
+      <w:r>
+        <w:t xml:space="preserve">(en gardant les suisses) préserve le Sharpe de l'AP5 avec un downside moins</w:t>
+      </w:r>
+      <w:r>
+        <w:t xml:space="preserve"> </w:t>
+      </w:r>
+      <w:r>
+        <w:t xml:space="preserve">dégradé — le compromis le plus défendable si l'on tient à remplacer.</w:t>
       </w:r>
     </w:p>
     <w:p>
